--- a/_diffusione-opera/ALLEGATO_CAPITOLO_CAMPIONE.docx
+++ b/_diffusione-opera/ALLEGATO_CAPITOLO_CAMPIONE.docx
@@ -1873,7 +1873,7 @@
           <w:sz w:val="24"/>
           <w:szCs w:val="24"/>
         </w:rPr>
-        <w:t xml:space="preserve">Nel 2025 ho chiesto a sistemi di intelligenza artificiale, in modi diversi e in momenti diversi, che cosa fosse successo il 25 settembre 1974. Ho ricevuto risposte fluenti, corrette nella forma, prudenti nel tono, e concordi nell'attribuire la frase a quel giorno e a quella stanza. Non è una loro patologia. È il comportamento previsto di uno strumento che misura la frequenza e non la discendenza — e la stessa cosa che fa un lettore umano quando apre cinque schede del browser, le trova concordi e si convince.</w:t>
+        <w:t xml:space="preserve">Ho chiesto a sistemi di intelligenza artificiale, in modi diversi e in momenti diversi, che cosa fosse successo il 25 settembre 1974. Ho ricevuto risposte fluenti, corrette nella forma, prudenti nel tono, e concordi nell'attribuire la frase a quel giorno e a quella stanza. Non è una loro patologia. È il comportamento previsto di uno strumento che misura la frequenza e non la discendenza — e la stessa cosa che fa un lettore umano quando apre cinque schede del browser, le trova concordi e si convince.</w:t>
       </w:r>
     </w:p>
     <w:p>
